--- a/FuentesCurso/UD 06. Docker Compose/UD 06.08 - Caso practico 06 - Despliegue de Stable Diffusion.docx
+++ b/FuentesCurso/UD 06. Docker Compose/UD 06.08 - Caso practico 06 - Despliegue de Stable Diffusion.docx
@@ -22,12 +22,13 @@
         <w:rPr>
           <w:rFonts w:ascii="Proxima Nova" w:cs="Proxima Nova" w:eastAsia="Proxima Nova" w:hAnsi="Proxima Nova"/>
           <w:b w:val="0"/>
+          <w:bCs w:val="0"/>
           <w:color w:val="669966"/>
           <w:sz w:val="48"/>
           <w:szCs w:val="48"/>
           <w:rtl w:val="0"/>
         </w:rPr>
-        <w:t xml:space="preserve">Introducción a Docker</w:t>
+        <w:t xml:space="preserve">Introducción a Docker y Kubernetes</w:t>
       </w:r>
       <w:r>
         <w:rPr>
@@ -73,12 +74,12 @@
           <wp:inline distB="114300" distT="114300" distL="114300" distR="114300">
             <wp:extent cx="447675" cy="57150"/>
             <wp:effectExtent b="0" l="0" r="0" t="0"/>
-            <wp:docPr descr="short line" id="3" name="image4.png"/>
+            <wp:docPr descr="short line" id="3" name="image3.png"/>
             <a:graphic>
               <a:graphicData uri="http://schemas.openxmlformats.org/drawingml/2006/picture">
                 <pic:pic>
                   <pic:nvPicPr>
-                    <pic:cNvPr descr="short line" id="0" name="image4.png"/>
+                    <pic:cNvPr descr="short line" id="0" name="image3.png"/>
                     <pic:cNvPicPr preferRelativeResize="0"/>
                   </pic:nvPicPr>
                   <pic:blipFill>
@@ -199,12 +200,12 @@
           <wp:inline distB="114300" distT="114300" distL="114300" distR="114300">
             <wp:extent cx="6120000" cy="444500"/>
             <wp:effectExtent b="0" l="0" r="0" t="0"/>
-            <wp:docPr id="2" name="image1.png"/>
+            <wp:docPr id="2" name="image2.png"/>
             <a:graphic>
               <a:graphicData uri="http://schemas.openxmlformats.org/drawingml/2006/picture">
                 <pic:pic>
                   <pic:nvPicPr>
-                    <pic:cNvPr id="0" name="image1.png"/>
+                    <pic:cNvPr id="0" name="image2.png"/>
                     <pic:cNvPicPr preferRelativeResize="0"/>
                   </pic:nvPicPr>
                   <pic:blipFill>
@@ -290,7 +291,7 @@
           <w:szCs w:val="32"/>
           <w:rtl w:val="0"/>
         </w:rPr>
-        <w:t xml:space="preserve">Actualizado Febrero 2025</w:t>
+        <w:t xml:space="preserve">Actualizado Enero 2026</w:t>
       </w:r>
     </w:p>
     <w:p>
@@ -321,6 +322,7 @@
         <w:rPr>
           <w:rFonts w:ascii="Verdana" w:cs="Verdana" w:eastAsia="Verdana" w:hAnsi="Verdana"/>
           <w:b w:val="1"/>
+          <w:bCs w:val="1"/>
           <w:sz w:val="20"/>
           <w:szCs w:val="20"/>
         </w:rPr>
@@ -345,6 +347,7 @@
         <w:rPr>
           <w:rFonts w:ascii="Verdana" w:cs="Verdana" w:eastAsia="Verdana" w:hAnsi="Verdana"/>
           <w:b w:val="1"/>
+          <w:bCs w:val="1"/>
           <w:sz w:val="20"/>
           <w:szCs w:val="20"/>
           <w:rtl w:val="0"/>
@@ -373,12 +376,12 @@
             <wp:extent cx="922564" cy="322898"/>
             <wp:effectExtent b="0" l="0" r="0" t="0"/>
             <wp:wrapSquare wrapText="bothSides" distB="57150" distT="57150" distL="57150" distR="57150"/>
-            <wp:docPr id="1" name="image3.png"/>
+            <wp:docPr id="1" name="image1.png"/>
             <a:graphic>
               <a:graphicData uri="http://schemas.openxmlformats.org/drawingml/2006/picture">
                 <pic:pic>
                   <pic:nvPicPr>
-                    <pic:cNvPr id="0" name="image3.png"/>
+                    <pic:cNvPr id="0" name="image1.png"/>
                     <pic:cNvPicPr preferRelativeResize="0"/>
                   </pic:nvPicPr>
                   <pic:blipFill>
@@ -463,6 +466,7 @@
         <w:ind w:left="0" w:right="57" w:firstLine="0"/>
         <w:rPr>
           <w:b w:val="1"/>
+          <w:bCs w:val="1"/>
         </w:rPr>
       </w:pPr>
       <w:r>
@@ -476,6 +480,7 @@
       <w:r>
         <w:rPr>
           <w:b w:val="1"/>
+          <w:bCs w:val="1"/>
           <w:rtl w:val="0"/>
         </w:rPr>
         <w:t xml:space="preserve">Importante</w:t>
@@ -506,6 +511,7 @@
         <w:ind w:left="0" w:right="57" w:firstLine="0"/>
         <w:rPr>
           <w:b w:val="1"/>
+          <w:bCs w:val="1"/>
         </w:rPr>
       </w:pPr>
       <w:r>
@@ -529,6 +535,7 @@
       <w:r>
         <w:rPr>
           <w:b w:val="1"/>
+          <w:bCs w:val="1"/>
           <w:rtl w:val="0"/>
         </w:rPr>
         <w:t xml:space="preserve">Atención</w:t>
@@ -559,6 +566,7 @@
         <w:ind w:left="0" w:right="57" w:firstLine="0"/>
         <w:rPr>
           <w:b w:val="1"/>
+          <w:bCs w:val="1"/>
         </w:rPr>
       </w:pPr>
       <w:r>
@@ -578,6 +586,7 @@
       <w:r>
         <w:rPr>
           <w:b w:val="1"/>
+          <w:bCs w:val="1"/>
           <w:rtl w:val="0"/>
         </w:rPr>
         <w:t xml:space="preserve">Interesante</w:t>
@@ -595,6 +604,7 @@
     </w:p>
     <w:sdt>
       <w:sdtPr>
+        <w:id w:val="-659192676"/>
         <w:docPartObj>
           <w:docPartGallery w:val="Table of Contents"/>
           <w:docPartUnique w:val="1"/>
@@ -611,7 +621,9 @@
             <w:rPr>
               <w:rFonts w:ascii="Arial" w:cs="Arial" w:eastAsia="Arial" w:hAnsi="Arial"/>
               <w:b w:val="1"/>
+              <w:bCs w:val="1"/>
               <w:i w:val="0"/>
+              <w:iCs w:val="0"/>
               <w:smallCaps w:val="0"/>
               <w:strike w:val="0"/>
               <w:color w:val="000000"/>
@@ -632,7 +644,9 @@
               <w:rPr>
                 <w:rFonts w:ascii="Calibri" w:cs="Calibri" w:eastAsia="Calibri" w:hAnsi="Calibri"/>
                 <w:b w:val="1"/>
+                <w:bCs w:val="1"/>
                 <w:i w:val="0"/>
+                <w:iCs w:val="0"/>
                 <w:smallCaps w:val="0"/>
                 <w:strike w:val="0"/>
                 <w:color w:val="000000"/>
@@ -664,7 +678,9 @@
             <w:rPr>
               <w:rFonts w:ascii="Arial" w:cs="Arial" w:eastAsia="Arial" w:hAnsi="Arial"/>
               <w:b w:val="1"/>
+              <w:bCs w:val="1"/>
               <w:i w:val="0"/>
+              <w:iCs w:val="0"/>
               <w:smallCaps w:val="0"/>
               <w:strike w:val="0"/>
               <w:color w:val="000000"/>
@@ -680,7 +696,9 @@
               <w:rPr>
                 <w:rFonts w:ascii="Calibri" w:cs="Calibri" w:eastAsia="Calibri" w:hAnsi="Calibri"/>
                 <w:b w:val="1"/>
+                <w:bCs w:val="1"/>
                 <w:i w:val="0"/>
+                <w:iCs w:val="0"/>
                 <w:smallCaps w:val="0"/>
                 <w:strike w:val="0"/>
                 <w:color w:val="000000"/>
@@ -712,7 +730,9 @@
             <w:rPr>
               <w:rFonts w:ascii="Arial" w:cs="Arial" w:eastAsia="Arial" w:hAnsi="Arial"/>
               <w:b w:val="1"/>
+              <w:bCs w:val="1"/>
               <w:i w:val="0"/>
+              <w:iCs w:val="0"/>
               <w:smallCaps w:val="0"/>
               <w:strike w:val="0"/>
               <w:color w:val="000000"/>
@@ -728,7 +748,9 @@
               <w:rPr>
                 <w:rFonts w:ascii="Calibri" w:cs="Calibri" w:eastAsia="Calibri" w:hAnsi="Calibri"/>
                 <w:b w:val="1"/>
+                <w:bCs w:val="1"/>
                 <w:i w:val="0"/>
+                <w:iCs w:val="0"/>
                 <w:smallCaps w:val="0"/>
                 <w:strike w:val="0"/>
                 <w:color w:val="000000"/>
@@ -873,6 +895,7 @@
       <w:r>
         <w:rPr>
           <w:b w:val="1"/>
+          <w:bCs w:val="1"/>
           <w:rtl w:val="0"/>
         </w:rPr>
         <w:t xml:space="preserve">Atención: </w:t>
@@ -886,6 +909,7 @@
       <w:r>
         <w:rPr>
           <w:b w:val="1"/>
+          <w:bCs w:val="1"/>
           <w:u w:val="single"/>
           <w:rtl w:val="0"/>
         </w:rPr>
@@ -1212,6 +1236,7 @@
       <w:r>
         <w:rPr>
           <w:b w:val="1"/>
+          <w:bCs w:val="1"/>
           <w:rtl w:val="0"/>
         </w:rPr>
         <w:t xml:space="preserve">UI]</w:t>
@@ -1314,6 +1339,7 @@
       <w:r>
         <w:rPr>
           <w:b w:val="1"/>
+          <w:bCs w:val="1"/>
           <w:rtl w:val="0"/>
         </w:rPr>
         <w:t xml:space="preserve">auto</w:t>
@@ -1337,6 +1363,7 @@
       <w:r>
         <w:rPr>
           <w:b w:val="1"/>
+          <w:bCs w:val="1"/>
           <w:rtl w:val="0"/>
         </w:rPr>
         <w:t xml:space="preserve">auto-cpu</w:t>
@@ -1360,6 +1387,7 @@
       <w:r>
         <w:rPr>
           <w:b w:val="1"/>
+          <w:bCs w:val="1"/>
           <w:rtl w:val="0"/>
         </w:rPr>
         <w:t xml:space="preserve">comfy</w:t>
@@ -1755,7 +1783,7 @@
         <w:szCs w:val="18"/>
         <w:rtl w:val="0"/>
       </w:rPr>
-      <w:t xml:space="preserve">Curso Introducción a Docker </w:t>
+      <w:t xml:space="preserve">Curso Introducción a Docker y Kubernetes</w:t>
       <w:tab/>
       <w:tab/>
       <w:t xml:space="preserve">UD06. Caso práctico 06</w:t>
@@ -2012,11 +2040,19 @@
       </w:pPr>
     </w:pPrDefault>
   </w:docDefaults>
+  <w:style w:type="table" w:styleId="TableNormal" w:default="1">
+    <w:name w:val="TableNormal"/>
+    <w:tblPr>
+      <w:tblCellMar>
+        <w:top w:w="100.0" w:type="dxa"/>
+        <w:left w:w="100.0" w:type="dxa"/>
+        <w:bottom w:w="100.0" w:type="dxa"/>
+        <w:right w:w="100.0" w:type="dxa"/>
+      </w:tblCellMar>
+    </w:tblPr>
+  </w:style>
   <w:style w:type="paragraph" w:styleId="Normal" w:default="1">
     <w:name w:val="normal"/>
-  </w:style>
-  <w:style w:type="table" w:styleId="TableNormal" w:default="1">
-    <w:name w:val="Table Normal"/>
   </w:style>
   <w:style w:type="paragraph" w:styleId="Heading1">
     <w:name w:val="heading 1"/>
@@ -2064,6 +2100,7 @@
     <w:rPr>
       <w:rFonts w:ascii="Arial" w:cs="Arial" w:eastAsia="Arial" w:hAnsi="Arial"/>
       <w:b w:val="0"/>
+      <w:bCs w:val="0"/>
       <w:smallCaps w:val="0"/>
       <w:color w:val="669966"/>
       <w:sz w:val="22"/>
@@ -2084,7 +2121,9 @@
     <w:rPr>
       <w:rFonts w:ascii="Arial" w:cs="Arial" w:eastAsia="Arial" w:hAnsi="Arial"/>
       <w:b w:val="1"/>
+      <w:bCs w:val="1"/>
       <w:i w:val="1"/>
+      <w:iCs w:val="1"/>
       <w:smallCaps w:val="0"/>
       <w:sz w:val="21"/>
       <w:szCs w:val="21"/>
@@ -2105,6 +2144,7 @@
     <w:rPr>
       <w:rFonts w:ascii="Arial" w:cs="Arial" w:eastAsia="Arial" w:hAnsi="Arial"/>
       <w:b w:val="1"/>
+      <w:bCs w:val="1"/>
       <w:smallCaps w:val="1"/>
       <w:sz w:val="24"/>
       <w:szCs w:val="24"/>
@@ -2122,6 +2162,7 @@
     </w:pPr>
     <w:rPr>
       <w:b w:val="1"/>
+      <w:bCs w:val="1"/>
       <w:sz w:val="20"/>
       <w:szCs w:val="20"/>
     </w:rPr>
@@ -2138,6 +2179,7 @@
     </w:pPr>
     <w:rPr>
       <w:b w:val="1"/>
+      <w:bCs w:val="1"/>
       <w:sz w:val="72"/>
       <w:szCs w:val="72"/>
     </w:rPr>
@@ -2155,6 +2197,7 @@
     <w:rPr>
       <w:rFonts w:ascii="Georgia" w:cs="Georgia" w:eastAsia="Georgia" w:hAnsi="Georgia"/>
       <w:i w:val="1"/>
+      <w:iCs w:val="1"/>
       <w:color w:val="666666"/>
       <w:sz w:val="48"/>
       <w:szCs w:val="48"/>
@@ -2165,12 +2208,6 @@
     <w:tblPr>
       <w:tblStyleRowBandSize w:val="1"/>
       <w:tblStyleColBandSize w:val="1"/>
-      <w:tblCellMar>
-        <w:top w:w="100.0" w:type="dxa"/>
-        <w:left w:w="100.0" w:type="dxa"/>
-        <w:bottom w:w="100.0" w:type="dxa"/>
-        <w:right w:w="100.0" w:type="dxa"/>
-      </w:tblCellMar>
     </w:tblPr>
   </w:style>
   <w:style w:type="table" w:styleId="Table2">
@@ -2178,12 +2215,6 @@
     <w:tblPr>
       <w:tblStyleRowBandSize w:val="1"/>
       <w:tblStyleColBandSize w:val="1"/>
-      <w:tblCellMar>
-        <w:top w:w="100.0" w:type="dxa"/>
-        <w:left w:w="100.0" w:type="dxa"/>
-        <w:bottom w:w="100.0" w:type="dxa"/>
-        <w:right w:w="100.0" w:type="dxa"/>
-      </w:tblCellMar>
     </w:tblPr>
   </w:style>
   <w:style w:type="table" w:styleId="Table3">
@@ -2191,12 +2222,6 @@
     <w:tblPr>
       <w:tblStyleRowBandSize w:val="1"/>
       <w:tblStyleColBandSize w:val="1"/>
-      <w:tblCellMar>
-        <w:top w:w="100.0" w:type="dxa"/>
-        <w:left w:w="100.0" w:type="dxa"/>
-        <w:bottom w:w="100.0" w:type="dxa"/>
-        <w:right w:w="100.0" w:type="dxa"/>
-      </w:tblCellMar>
     </w:tblPr>
   </w:style>
   <w:style w:type="table" w:styleId="Table4">
@@ -2204,12 +2229,6 @@
     <w:tblPr>
       <w:tblStyleRowBandSize w:val="1"/>
       <w:tblStyleColBandSize w:val="1"/>
-      <w:tblCellMar>
-        <w:top w:w="100.0" w:type="dxa"/>
-        <w:left w:w="100.0" w:type="dxa"/>
-        <w:bottom w:w="100.0" w:type="dxa"/>
-        <w:right w:w="100.0" w:type="dxa"/>
-      </w:tblCellMar>
     </w:tblPr>
   </w:style>
 </w:styles>

--- a/FuentesCurso/UD 06. Docker Compose/UD 06.08 - Caso practico 06 - Despliegue de Stable Diffusion.docx
+++ b/FuentesCurso/UD 06. Docker Compose/UD 06.08 - Caso practico 06 - Despliegue de Stable Diffusion.docx
@@ -74,12 +74,12 @@
           <wp:inline distB="114300" distT="114300" distL="114300" distR="114300">
             <wp:extent cx="447675" cy="57150"/>
             <wp:effectExtent b="0" l="0" r="0" t="0"/>
-            <wp:docPr descr="short line" id="3" name="image3.png"/>
+            <wp:docPr descr="short line" id="3" name="image1.png"/>
             <a:graphic>
               <a:graphicData uri="http://schemas.openxmlformats.org/drawingml/2006/picture">
                 <pic:pic>
                   <pic:nvPicPr>
-                    <pic:cNvPr descr="short line" id="0" name="image3.png"/>
+                    <pic:cNvPr descr="short line" id="0" name="image1.png"/>
                     <pic:cNvPicPr preferRelativeResize="0"/>
                   </pic:nvPicPr>
                   <pic:blipFill>
@@ -200,12 +200,12 @@
           <wp:inline distB="114300" distT="114300" distL="114300" distR="114300">
             <wp:extent cx="6120000" cy="444500"/>
             <wp:effectExtent b="0" l="0" r="0" t="0"/>
-            <wp:docPr id="2" name="image2.png"/>
+            <wp:docPr id="2" name="image3.png"/>
             <a:graphic>
               <a:graphicData uri="http://schemas.openxmlformats.org/drawingml/2006/picture">
                 <pic:pic>
                   <pic:nvPicPr>
-                    <pic:cNvPr id="0" name="image2.png"/>
+                    <pic:cNvPr id="0" name="image3.png"/>
                     <pic:cNvPicPr preferRelativeResize="0"/>
                   </pic:nvPicPr>
                   <pic:blipFill>
@@ -376,12 +376,12 @@
             <wp:extent cx="922564" cy="322898"/>
             <wp:effectExtent b="0" l="0" r="0" t="0"/>
             <wp:wrapSquare wrapText="bothSides" distB="57150" distT="57150" distL="57150" distR="57150"/>
-            <wp:docPr id="1" name="image1.png"/>
+            <wp:docPr id="1" name="image2.png"/>
             <a:graphic>
               <a:graphicData uri="http://schemas.openxmlformats.org/drawingml/2006/picture">
                 <pic:pic>
                   <pic:nvPicPr>
-                    <pic:cNvPr id="0" name="image1.png"/>
+                    <pic:cNvPr id="0" name="image2.png"/>
                     <pic:cNvPicPr preferRelativeResize="0"/>
                   </pic:nvPicPr>
                   <pic:blipFill>
@@ -604,7 +604,7 @@
     </w:p>
     <w:sdt>
       <w:sdtPr>
-        <w:id w:val="-659192676"/>
+        <w:id w:val="1486988102"/>
         <w:docPartObj>
           <w:docPartGallery w:val="Table of Contents"/>
           <w:docPartUnique w:val="1"/>
@@ -1662,7 +1662,7 @@
         <w:szCs w:val="18"/>
         <w:rtl w:val="0"/>
       </w:rPr>
-      <w:t xml:space="preserve">Curso Introducción a Docker</w:t>
+      <w:t xml:space="preserve">Curso Introducción a Docker y Kubernetes</w:t>
       <w:tab/>
       <w:tab/>
       <w:t xml:space="preserve">UD06 - Página </w:t>
